--- a/EXPORTS/DOCX/published/niveau3/Dutch/Bronbeek.docx
+++ b/EXPORTS/DOCX/published/niveau3/Dutch/Bronbeek.docx
@@ -1479,7 +1479,7 @@
             <w:rPr>
               <w:rStyle w:val="Hyperlink"/>
             </w:rPr>
-            <w:t>van</w:t>
+            <w:t>va</w:t>
           </w:r>
         </w:hyperlink>
       </w:r>
@@ -1490,6 +1490,17 @@
           <w:i w:val="0"/>
           <w:color w:val="0000FF"/>
           <w:sz w:val="24"/>
+        </w:rPr>
+        <w:t>n</w:t>
+      </w:r>
+      <w:r>
+        <w:rPr>
+          <w:rFonts w:ascii="Charis SIL Regular" w:hAnsi="Charis SIL Regular" w:eastAsia="Charis SIL Regular"/>
+          <w:b w:val="0"/>
+          <w:i w:val="0"/>
+          <w:color w:val="0000FF"/>
+          <w:sz w:val="24"/>
+          <w:u w:val="single"/>
         </w:rPr>
         <w:t xml:space="preserve"> </w:t>
       </w:r>
@@ -1642,97 +1653,7 @@
           <w:color w:val="000000"/>
           <w:sz w:val="24"/>
         </w:rPr>
-        <w:t>. Hierin zijn verschillende publicati</w:t>
-      </w:r>
-      <w:r>
-        <w:rPr>
-          <w:u w:val="single" w:color="0000ff"/>
-          <w:rFonts w:ascii="Charis SIL Regular" w:hAnsi="Charis SIL Regular" w:eastAsia="Charis SIL Regular"/>
-          <w:b w:val="0"/>
-          <w:i w:val="0"/>
-          <w:color w:val="000000"/>
-          <w:sz w:val="24"/>
-        </w:rPr>
-        <w:hyperlink r:id="rId15" w:history="1">
-          <w:r>
-            <w:rPr>
-              <w:rStyle w:val="Hyperlink"/>
-            </w:rPr>
-            <w:t>es ov</w:t>
-          </w:r>
-        </w:hyperlink>
-      </w:r>
-      <w:r>
-        <w:rPr>
-          <w:u w:val="single" w:color="0000ff"/>
-          <w:rFonts w:ascii="Charis SIL Regular" w:hAnsi="Charis SIL Regular" w:eastAsia="Charis SIL Regular"/>
-          <w:b w:val="0"/>
-          <w:i w:val="0"/>
-          <w:color w:val="000000"/>
-          <w:sz w:val="24"/>
-        </w:rPr>
-        <w:hyperlink r:id="rId15" w:history="1">
-          <w:r>
-            <w:rPr>
-              <w:rStyle w:val="Hyperlink"/>
-            </w:rPr>
-            <w:t>e</w:t>
-          </w:r>
-        </w:hyperlink>
-      </w:r>
-      <w:r>
-        <w:rPr>
-          <w:u w:val="single" w:color="0000ff"/>
-          <w:rFonts w:ascii="Charis SIL Regular" w:hAnsi="Charis SIL Regular" w:eastAsia="Charis SIL Regular"/>
-          <w:b w:val="0"/>
-          <w:i w:val="0"/>
-          <w:color w:val="000000"/>
-          <w:sz w:val="24"/>
-        </w:rPr>
-        <w:hyperlink r:id="rId15" w:history="1">
-          <w:r>
-            <w:rPr>
-              <w:rStyle w:val="Hyperlink"/>
-            </w:rPr>
-            <w:t>r de Militai</w:t>
-          </w:r>
-        </w:hyperlink>
-      </w:r>
-      <w:r>
-        <w:rPr>
-          <w:u w:val="single" w:color="0000ff"/>
-          <w:rFonts w:ascii="Charis SIL Regular" w:hAnsi="Charis SIL Regular" w:eastAsia="Charis SIL Regular"/>
-          <w:b w:val="0"/>
-          <w:i w:val="0"/>
-          <w:color w:val="000000"/>
-          <w:sz w:val="24"/>
-        </w:rPr>
-        <w:hyperlink r:id="rId15" w:history="1">
-          <w:r>
-            <w:rPr>
-              <w:rStyle w:val="Hyperlink"/>
-            </w:rPr>
-            <w:t>r</w:t>
-          </w:r>
-        </w:hyperlink>
-      </w:r>
-      <w:r>
-        <w:rPr>
-          <w:u w:val="single" w:color="0000ff"/>
-          <w:rFonts w:ascii="Charis SIL Regular" w:hAnsi="Charis SIL Regular" w:eastAsia="Charis SIL Regular"/>
-          <w:b w:val="0"/>
-          <w:i w:val="0"/>
-          <w:color w:val="000000"/>
-          <w:sz w:val="24"/>
-        </w:rPr>
-        <w:hyperlink r:id="rId15" w:history="1">
-          <w:r>
-            <w:rPr>
-              <w:rStyle w:val="Hyperlink"/>
-            </w:rPr>
-            <w:t>e W</w:t>
-          </w:r>
-        </w:hyperlink>
+        <w:t>. Hierin zijn verschillende publicaties over de Militaire W</w:t>
       </w:r>
       <w:r>
         <w:rPr>
@@ -2468,7 +2389,7 @@
           <w:sz w:val="24"/>
           <w:u w:val="single"/>
         </w:rPr>
-        <w:hyperlink r:id="rId19" w:history="1">
+        <w:hyperlink r:id="rId18" w:history="1">
           <w:r>
             <w:rPr>
               <w:rStyle w:val="Hyperlink"/>
@@ -2976,7 +2897,7 @@
           <w:sz w:val="24"/>
           <w:u w:val="single"/>
         </w:rPr>
-        <w:hyperlink r:id="rId22" w:history="1">
+        <w:hyperlink r:id="rId21" w:history="1">
           <w:r>
             <w:rPr>
               <w:rStyle w:val="Hyperlink"/>
@@ -3012,14 +2933,7 @@
           <w:color w:val="000000"/>
           <w:sz w:val="24"/>
         </w:rPr>
-        <w:hyperlink r:id="rId21" w:history="1">
-          <w:r>
-            <w:rPr>
-              <w:rStyle w:val="Hyperlink"/>
-            </w:rPr>
-            <w:t xml:space="preserve">, </w:t>
-          </w:r>
-        </w:hyperlink>
+        <w:t xml:space="preserve">, </w:t>
       </w:r>
       <w:r>
         <w:rPr>
@@ -3030,7 +2944,7 @@
           <w:sz w:val="24"/>
           <w:u w:val="single"/>
         </w:rPr>
-        <w:hyperlink r:id="rId21" w:history="1">
+        <w:hyperlink r:id="rId23" w:history="1">
           <w:r>
             <w:rPr>
               <w:rStyle w:val="Hyperlink"/>
@@ -3077,7 +2991,7 @@
           <w:sz w:val="24"/>
           <w:u w:val="single"/>
         </w:rPr>
-        <w:hyperlink r:id="rId23" w:history="1">
+        <w:hyperlink r:id="rId21" w:history="1">
           <w:r>
             <w:rPr>
               <w:rStyle w:val="Hyperlink"/>

--- a/EXPORTS/DOCX/published/niveau3/Dutch/Bronbeek.docx
+++ b/EXPORTS/DOCX/published/niveau3/Dutch/Bronbeek.docx
@@ -1439,7 +1439,7 @@
             <w:rPr>
               <w:rStyle w:val="Hyperlink"/>
             </w:rPr>
-            <w:t>biografieë</w:t>
+            <w:t>biografie</w:t>
           </w:r>
         </w:hyperlink>
       </w:r>
@@ -1450,7 +1450,23 @@
           <w:i w:val="0"/>
           <w:color w:val="0000FF"/>
           <w:sz w:val="24"/>
-          <w:u w:val="single"/>
+        </w:rPr>
+        <w:hyperlink r:id="rId15" w:history="1">
+          <w:r>
+            <w:rPr>
+              <w:rStyle w:val="Hyperlink"/>
+            </w:rPr>
+            <w:t>ë</w:t>
+          </w:r>
+        </w:hyperlink>
+      </w:r>
+      <w:r>
+        <w:rPr>
+          <w:rFonts w:ascii="Charis SIL Regular" w:hAnsi="Charis SIL Regular" w:eastAsia="Charis SIL Regular"/>
+          <w:b w:val="0"/>
+          <w:i w:val="0"/>
+          <w:color w:val="0000FF"/>
+          <w:sz w:val="24"/>
         </w:rPr>
         <w:t>n</w:t>
       </w:r>
@@ -1479,19 +1495,9 @@
             <w:rPr>
               <w:rStyle w:val="Hyperlink"/>
             </w:rPr>
-            <w:t>va</w:t>
+            <w:t>van</w:t>
           </w:r>
         </w:hyperlink>
-      </w:r>
-      <w:r>
-        <w:rPr>
-          <w:rFonts w:ascii="Charis SIL Regular" w:hAnsi="Charis SIL Regular" w:eastAsia="Charis SIL Regular"/>
-          <w:b w:val="0"/>
-          <w:i w:val="0"/>
-          <w:color w:val="0000FF"/>
-          <w:sz w:val="24"/>
-        </w:rPr>
-        <w:t>n</w:t>
       </w:r>
       <w:r>
         <w:rPr>
@@ -1653,7 +1659,97 @@
           <w:color w:val="000000"/>
           <w:sz w:val="24"/>
         </w:rPr>
-        <w:t>. Hierin zijn verschillende publicaties over de Militaire W</w:t>
+        <w:t>. Hierin zijn verschillende publicati</w:t>
+      </w:r>
+      <w:r>
+        <w:rPr>
+          <w:u w:val="single" w:color="0000ff"/>
+          <w:rFonts w:ascii="Charis SIL Regular" w:hAnsi="Charis SIL Regular" w:eastAsia="Charis SIL Regular"/>
+          <w:b w:val="0"/>
+          <w:i w:val="0"/>
+          <w:color w:val="000000"/>
+          <w:sz w:val="24"/>
+        </w:rPr>
+        <w:hyperlink r:id="rId15" w:history="1">
+          <w:r>
+            <w:rPr>
+              <w:rStyle w:val="Hyperlink"/>
+            </w:rPr>
+            <w:t>es ov</w:t>
+          </w:r>
+        </w:hyperlink>
+      </w:r>
+      <w:r>
+        <w:rPr>
+          <w:u w:val="single" w:color="0000ff"/>
+          <w:rFonts w:ascii="Charis SIL Regular" w:hAnsi="Charis SIL Regular" w:eastAsia="Charis SIL Regular"/>
+          <w:b w:val="0"/>
+          <w:i w:val="0"/>
+          <w:color w:val="000000"/>
+          <w:sz w:val="24"/>
+        </w:rPr>
+        <w:hyperlink r:id="rId15" w:history="1">
+          <w:r>
+            <w:rPr>
+              <w:rStyle w:val="Hyperlink"/>
+            </w:rPr>
+            <w:t>e</w:t>
+          </w:r>
+        </w:hyperlink>
+      </w:r>
+      <w:r>
+        <w:rPr>
+          <w:u w:val="single" w:color="0000ff"/>
+          <w:rFonts w:ascii="Charis SIL Regular" w:hAnsi="Charis SIL Regular" w:eastAsia="Charis SIL Regular"/>
+          <w:b w:val="0"/>
+          <w:i w:val="0"/>
+          <w:color w:val="000000"/>
+          <w:sz w:val="24"/>
+        </w:rPr>
+        <w:hyperlink r:id="rId15" w:history="1">
+          <w:r>
+            <w:rPr>
+              <w:rStyle w:val="Hyperlink"/>
+            </w:rPr>
+            <w:t>r de Militai</w:t>
+          </w:r>
+        </w:hyperlink>
+      </w:r>
+      <w:r>
+        <w:rPr>
+          <w:u w:val="single" w:color="0000ff"/>
+          <w:rFonts w:ascii="Charis SIL Regular" w:hAnsi="Charis SIL Regular" w:eastAsia="Charis SIL Regular"/>
+          <w:b w:val="0"/>
+          <w:i w:val="0"/>
+          <w:color w:val="000000"/>
+          <w:sz w:val="24"/>
+        </w:rPr>
+        <w:hyperlink r:id="rId15" w:history="1">
+          <w:r>
+            <w:rPr>
+              <w:rStyle w:val="Hyperlink"/>
+            </w:rPr>
+            <w:t>r</w:t>
+          </w:r>
+        </w:hyperlink>
+      </w:r>
+      <w:r>
+        <w:rPr>
+          <w:u w:val="single" w:color="0000ff"/>
+          <w:rFonts w:ascii="Charis SIL Regular" w:hAnsi="Charis SIL Regular" w:eastAsia="Charis SIL Regular"/>
+          <w:b w:val="0"/>
+          <w:i w:val="0"/>
+          <w:color w:val="000000"/>
+          <w:sz w:val="24"/>
+        </w:rPr>
+        <w:hyperlink r:id="rId15" w:history="1">
+          <w:r>
+            <w:rPr>
+              <w:rStyle w:val="Hyperlink"/>
+            </w:rPr>
+            <w:t>e W</w:t>
+          </w:r>
+        </w:hyperlink>
       </w:r>
       <w:r>
         <w:rPr>
@@ -2371,7 +2467,7 @@
           <w:sz w:val="24"/>
           <w:u w:val="single"/>
         </w:rPr>
-        <w:hyperlink r:id="rId18" w:history="1">
+        <w:hyperlink r:id="rId19" w:history="1">
           <w:r>
             <w:rPr>
               <w:rStyle w:val="Hyperlink"/>
@@ -2389,7 +2485,7 @@
           <w:sz w:val="24"/>
           <w:u w:val="single"/>
         </w:rPr>
-        <w:hyperlink r:id="rId18" w:history="1">
+        <w:hyperlink r:id="rId19" w:history="1">
           <w:r>
             <w:rPr>
               <w:rStyle w:val="Hyperlink"/>
@@ -2926,7 +3022,6 @@
       </w:r>
       <w:r>
         <w:rPr>
-          <w:u w:val="single" w:color="0000ff"/>
           <w:rFonts w:ascii="Charis SIL Regular" w:hAnsi="Charis SIL Regular" w:eastAsia="Charis SIL Regular"/>
           <w:b w:val="0"/>
           <w:i w:val="0"/>
@@ -2944,7 +3039,7 @@
           <w:sz w:val="24"/>
           <w:u w:val="single"/>
         </w:rPr>
-        <w:hyperlink r:id="rId23" w:history="1">
+        <w:hyperlink r:id="rId21" w:history="1">
           <w:r>
             <w:rPr>
               <w:rStyle w:val="Hyperlink"/>
